--- a/reports/Задание_5_Давлетов_АД-23.docx
+++ b/reports/Задание_5_Давлетов_АД-23.docx
@@ -26,7 +26,7 @@
     </w:p>
     <w:p>
       <w:r>
-        <w:t>Написано руководство для пациента по исправленным требованиям, README дополнен до полного описания проекта. Итоговая версия документации 1.1.2.</w:t>
+        <w:t>Я написал руководство для пациента по исправленным требованиям и дополнил README. Итоговая версия документации 1.1.2.</w:t>
       </w:r>
     </w:p>
     <w:p>
@@ -53,7 +53,7 @@
     </w:p>
     <w:p>
       <w:r>
-        <w:t>Файл docs/user-guide.md. Выбран пациент, потому что он основной пользователь системы и не знает, как она устроена.</w:t>
+        <w:t>Руководство лежит в файле docs/user-guide.md. Я выбрал пациента, потому что он главный пользователь системы и не знает, как она устроена внутри.</w:t>
       </w:r>
     </w:p>
     <w:p>
@@ -96,7 +96,7 @@
     </w:p>
     <w:p>
       <w:r>
-        <w:t>7. Дождитесь сообщения «Вы записаны» с номером записи. На email придёт письмо: врач, дата, время и кабинет.</w:t>
+        <w:t>7. Дождитесь сообщения «Вы записаны» с номером записи. На email придёт письмо, в нём будут врач, дата, время и кабинет.</w:t>
       </w:r>
     </w:p>
     <w:p>
@@ -114,12 +114,12 @@
     </w:p>
     <w:p>
       <w:r>
-        <w:t>2. Найдите нужную предстоящую запись.</w:t>
+        <w:t>2. Найдите нужную запись.</w:t>
       </w:r>
     </w:p>
     <w:p>
       <w:r>
-        <w:t>3. Чтобы отменить, нажмите «Отменить» и подтвердите. Запись останется со статусом «Отменена», время освободится.</w:t>
+        <w:t>3. Чтобы отменить, нажмите «Отменить» и подтвердите. Запись останется в списке со статусом «Отменена», а время освободится.</w:t>
       </w:r>
     </w:p>
     <w:p>
@@ -129,7 +129,7 @@
     </w:p>
     <w:p>
       <w:r>
-        <w:t>Отменить или перенести запись можно до начала приёма. Чтобы попасть к другому врачу, отмените запись и запишитесь заново.</w:t>
+        <w:t>Отменить или перенести запись можно до начала приёма. Если нужен другой врач, отмените запись и запишитесь заново.</w:t>
       </w:r>
     </w:p>
     <w:p>
@@ -281,7 +281,7 @@
                 <w:b w:val="0"/>
                 <w:sz w:val="20"/>
               </w:rPr>
-              <w:t>Проверьте, что вводите email, указанный при регистрации, и раскладку клавиатуры</w:t>
+              <w:t>Проверьте, что вводите тот email, который указали при регистрации, и раскладку клавиатуры</w:t>
             </w:r>
           </w:p>
         </w:tc>
@@ -348,7 +348,7 @@
                 <w:b w:val="0"/>
                 <w:sz w:val="20"/>
               </w:rPr>
-              <w:t>Подождите 15 минут: раньше вход не сработает даже с верным паролем</w:t>
+              <w:t>Подождите 15 минут. Раньше войти не получится даже с верным паролем</w:t>
             </w:r>
           </w:p>
         </w:tc>
@@ -616,7 +616,7 @@
                 <w:b w:val="0"/>
                 <w:sz w:val="20"/>
               </w:rPr>
-              <w:t>Откройте «Мои записи»: если запись там есть, вы записаны. Проверьте папку «Спам»</w:t>
+              <w:t>Откройте «Мои записи». Если запись там есть, вы записаны. Проверьте папку «Спам»</w:t>
             </w:r>
           </w:p>
         </w:tc>
@@ -683,7 +683,7 @@
                 <w:b w:val="0"/>
                 <w:sz w:val="20"/>
               </w:rPr>
-              <w:t>Не записывайтесь ещё раз. Проверьте в «Моих записях», создана ли запись</w:t>
+              <w:t>Не записывайтесь ещё раз. Сначала проверьте в «Моих записях», создалась ли запись</w:t>
             </w:r>
           </w:p>
         </w:tc>
@@ -812,7 +812,7 @@
                 <w:b w:val="0"/>
                 <w:sz w:val="20"/>
               </w:rPr>
-              <w:t>Вход по email, сообщение «Неверный email или пароль»</w:t>
+              <w:t>Вход по email и сообщение «Неверный email или пароль»</w:t>
             </w:r>
           </w:p>
         </w:tc>
@@ -843,7 +843,7 @@
                 <w:b w:val="0"/>
                 <w:sz w:val="20"/>
               </w:rPr>
-              <w:t>ФТ-02, исправлено в задании 2</w:t>
+              <w:t>ФТ 02, исправлено в задании 2</w:t>
             </w:r>
           </w:p>
         </w:tc>
@@ -910,7 +910,7 @@
                 <w:b w:val="0"/>
                 <w:sz w:val="20"/>
               </w:rPr>
-              <w:t>СЦ-01, ФТ-03–ФТ-05</w:t>
+              <w:t>СЦ 01, ФТ 03, 04 и 05</w:t>
             </w:r>
           </w:p>
         </w:tc>
@@ -977,7 +977,7 @@
                 <w:b w:val="0"/>
                 <w:sz w:val="20"/>
               </w:rPr>
-              <w:t>ФТ-09, ТК-02</w:t>
+              <w:t>ФТ 09, ТК 02</w:t>
             </w:r>
           </w:p>
         </w:tc>
@@ -1013,7 +1013,7 @@
                 <w:b w:val="0"/>
                 <w:sz w:val="20"/>
               </w:rPr>
-              <w:t>Отмена и перенос до начала приёма, перенос к тому же врачу</w:t>
+              <w:t>Отмена и перенос до начала приёма, перенос только к тому же врачу</w:t>
             </w:r>
           </w:p>
         </w:tc>
@@ -1044,7 +1044,7 @@
                 <w:b w:val="0"/>
                 <w:sz w:val="20"/>
               </w:rPr>
-              <w:t>ФТ-06, ФТ-07, исправлено в задании 2</w:t>
+              <w:t>ФТ 06 и ФТ 07, исправлено в задании 2</w:t>
             </w:r>
           </w:p>
         </w:tc>
@@ -1080,7 +1080,7 @@
                 <w:b w:val="0"/>
                 <w:sz w:val="20"/>
               </w:rPr>
-              <w:t>Напоминание только если до приёма больше суток</w:t>
+              <w:t>Напоминание приходит, только если до приёма больше суток</w:t>
             </w:r>
           </w:p>
         </w:tc>
@@ -1111,7 +1111,7 @@
                 <w:b w:val="0"/>
                 <w:sz w:val="20"/>
               </w:rPr>
-              <w:t>ФТ-11, исправлено в задании 2</w:t>
+              <w:t>ФТ 11, исправлено в задании 2</w:t>
             </w:r>
           </w:p>
         </w:tc>
@@ -1178,7 +1178,7 @@
                 <w:b w:val="0"/>
                 <w:sz w:val="20"/>
               </w:rPr>
-              <w:t>НФТ-13, добавлено в задании 4</w:t>
+              <w:t>НФТ 13, добавлено в задании 4</w:t>
             </w:r>
           </w:p>
         </w:tc>
@@ -1214,7 +1214,7 @@
                 <w:b w:val="0"/>
                 <w:sz w:val="20"/>
               </w:rPr>
-              <w:t>Не записываться повторно после обрыва связи</w:t>
+              <w:t>Не записываться повторно, если пропала связь</w:t>
             </w:r>
           </w:p>
         </w:tc>
@@ -1245,7 +1245,7 @@
                 <w:b w:val="0"/>
                 <w:sz w:val="20"/>
               </w:rPr>
-              <w:t>НФТ-08</w:t>
+              <w:t>НФТ 08</w:t>
             </w:r>
           </w:p>
         </w:tc>
@@ -1271,7 +1271,7 @@
     </w:p>
     <w:p>
       <w:r>
-        <w:t>В README есть назначение системы, три роли, семь основных возможностей, таблица всех документов с пояснениями, ссылки на отчёты, текущая версия 1.1.2 и автор.</w:t>
+        <w:t>В README теперь есть назначение системы, три роли, семь основных возможностей, таблица всех документов с пояснениями, ссылки на отчёты, текущая версия и автор.</w:t>
       </w:r>
     </w:p>
     <w:p>
@@ -1433,12 +1433,12 @@
     </w:p>
     <w:p>
       <w:r>
-        <w:t>Какие ошибки прошлого семестра найдены и почему их не заметили сразу?</w:t>
+        <w:t>Какие ошибки прошлого семестра я нашёл и почему не заметил их сразу?</w:t>
       </w:r>
     </w:p>
     <w:p>
       <w:r>
-        <w:t>При регистрации указывался email, а при входе непонятный «логин». У отмены и переноса не было срока, связь слота только с одной записью не позволяла хранить отменённые записи, а тест ждал блокировку входа, которой не было в требованиях. Для врача и администратора не было ни одного теста, а мер против подбора пароля и потери базы не было вовсе. Каждая работа писалась и проверялась отдельно, а такие ошибки видны только при сравнении документов между собой — это показали чек-лист и матрица связей.</w:t>
+        <w:t>При регистрации указывался email, а при входе непонятный «логин». У отмены и переноса не было срока, а на диаграмме у слота могла быть только одна запись, поэтому отменённые записи негде было хранить. Для врача и администратора не было ни одного теста, а защиты от подбора пароля и резервных копий не было совсем. Я не заметил этого сразу, потому что каждую работу писал и проверял отдельно, а такие ошибки видно только при сравнении документов между собой.</w:t>
       </w:r>
     </w:p>
     <w:p>
@@ -1448,7 +1448,7 @@
     </w:p>
     <w:p>
       <w:r>
-        <w:t>Самой полезной оказалось ревью с матрицей связей. Одна таблица сразу показала пустые ячейки: функции врача и администратора без тестов. Управление изменениями показало то же с другой стороны: один запрос CR-01 затронул пять документов, и без запроса часть из них осталась бы без правок. Git позволил видеть каждое исправление отдельным коммитом и вернуться к любой версии по тегу.</w:t>
+        <w:t>Самым полезным для меня оказалось ревью с таблицей связей. Одна таблица сразу показала пустые места: у функций врача и администратора не было тестов. Управление изменениями показало похожее: один новый запрос задел пять документов, и без запроса часть из них я бы забыл поправить. Git помог тем, что каждое исправление лежит отдельным коммитом, а к любой версии можно вернуться по тегу.</w:t>
       </w:r>
     </w:p>
     <w:p>
@@ -1458,7 +1458,7 @@
     </w:p>
     <w:p>
       <w:r>
-        <w:t>Сначала согласовать с клиникой правила, которые мы приняли сами: отмена до начала приёма без ограничения по часам и уведомления только по email. Затем выполнить спринт 1 из задания 3: вход, врачи и расписание, запись с подтверждением. С первого спринта нужны HTTPS, хеш паролей, ограничение попыток входа и ночные копии, потому что система хранит данные о здоровье. До запуска нужно получать от пациентов согласие на обработку персональных данных по 152-ФЗ.</w:t>
+        <w:t>Сначала согласовать с клиникой правила, которые я придумал сам: отмена в любой момент до начала приёма и уведомления только по email. Потом сделать первый спринт из задания 3: вход, врачи и расписание, запись с письмом подтверждения. Защиту данных нужно делать сразу, потому что система хранит данные о здоровье. И ещё до запуска нужно добавить согласие пациента на обработку персональных данных.</w:t>
       </w:r>
     </w:p>
     <w:p>
@@ -1642,7 +1642,7 @@
                 <w:b w:val="0"/>
                 <w:sz w:val="20"/>
               </w:rPr>
-              <w:t>Папка docs с материалами, 8 коммитов, слитая ветка docs/add-features</w:t>
+              <w:t>Папка docs с материалами, 8 коммитов, ветка слита в main</w:t>
             </w:r>
           </w:p>
         </w:tc>
@@ -1673,7 +1673,7 @@
                 <w:b w:val="0"/>
                 <w:sz w:val="20"/>
               </w:rPr>
-              <w:t>Тег v1.0.0 (lab1-git)</w:t>
+              <w:t>Тег v1.0.0</w:t>
             </w:r>
           </w:p>
         </w:tc>
@@ -1740,7 +1740,7 @@
                 <w:b w:val="0"/>
                 <w:sz w:val="20"/>
               </w:rPr>
-              <w:t>Шесть коммитов с исправлениями документов после ревью</w:t>
+              <w:t>Шесть коммитов с исправлениями после ревью</w:t>
             </w:r>
           </w:p>
         </w:tc>
@@ -1838,7 +1838,7 @@
                 <w:b w:val="0"/>
                 <w:sz w:val="20"/>
               </w:rPr>
-              <w:t>CHANGELOG.md, теги версий, запрос CR-01 и план спринта</w:t>
+              <w:t>CHANGELOG.md, теги версий, запрос на изменение и план спринта</w:t>
             </w:r>
           </w:p>
         </w:tc>
@@ -1869,7 +1869,7 @@
                 <w:b w:val="0"/>
                 <w:sz w:val="20"/>
               </w:rPr>
-              <w:t>CHANGELOG.md, docs/06, тег v1.1.0</w:t>
+              <w:t>CHANGELOG.md, документ 06, тег v1.1.0</w:t>
             </w:r>
           </w:p>
         </w:tc>
@@ -1936,7 +1936,7 @@
                 <w:b w:val="0"/>
                 <w:sz w:val="20"/>
               </w:rPr>
-              <w:t>Риски и угрозы, новые НФТ-13, НФТ-14 и тесты ТК-19, ТК-20</w:t>
+              <w:t>Риски и угрозы, новые требования НФТ 13 и НФТ 14, тесты ТК 19 и ТК 20</w:t>
             </w:r>
           </w:p>
         </w:tc>
@@ -1967,7 +1967,7 @@
                 <w:b w:val="0"/>
                 <w:sz w:val="20"/>
               </w:rPr>
-              <w:t>docs/03, 05, 07, тег v1.1.1</w:t>
+              <w:t>Документы 03, 05 и 07, тег v1.1.1</w:t>
             </w:r>
           </w:p>
         </w:tc>
@@ -2034,7 +2034,7 @@
                 <w:b w:val="0"/>
                 <w:sz w:val="20"/>
               </w:rPr>
-              <w:t>Руководство пациента, полный README</w:t>
+              <w:t>Руководство пациента и полный README</w:t>
             </w:r>
           </w:p>
         </w:tc>
